--- a/考拉兹猜想.docx
+++ b/考拉兹猜想.docx
@@ -5,6 +5,9 @@
     <w:p>
       <w:pPr>
         <w:pStyle w:val="1"/>
+        <w:rPr>
+          <w:rFonts w:hint="eastAsia"/>
+        </w:rPr>
       </w:pPr>
       <w:r>
         <w:rPr>
@@ -20,6 +23,11 @@
       </w:r>
     </w:p>
     <w:p>
+      <w:pPr>
+        <w:rPr>
+          <w:rFonts w:hint="eastAsia"/>
+        </w:rPr>
+      </w:pPr>
       <w:r>
         <w:rPr>
           <w:rFonts w:hint="eastAsia"/>
@@ -42,6 +50,11 @@
       </w:r>
     </w:p>
     <w:p>
+      <w:pPr>
+        <w:rPr>
+          <w:rFonts w:hint="eastAsia"/>
+        </w:rPr>
+      </w:pPr>
       <m:oMathPara>
         <m:oMath>
           <m:r>
@@ -126,19 +139,7 @@
                     <w:rPr>
                       <w:rFonts w:ascii="Cambria Math" w:hAnsi="Cambria Math"/>
                     </w:rPr>
-                    <m:t xml:space="preserve"> if n</m:t>
-                  </m:r>
-                  <m:r>
-                    <w:rPr>
-                      <w:rFonts w:ascii="Cambria Math" w:hAnsi="Cambria Math"/>
-                    </w:rPr>
-                    <m:t>≡</m:t>
-                  </m:r>
-                  <m:r>
-                    <w:rPr>
-                      <w:rFonts w:ascii="Cambria Math" w:hAnsi="Cambria Math"/>
-                    </w:rPr>
-                    <m:t>0 (mod 2)</m:t>
+                    <m:t xml:space="preserve"> if n≡0 (mod 2)</m:t>
                   </m:r>
                 </m:e>
                 <m:e>
@@ -188,6 +189,11 @@
       </m:oMathPara>
     </w:p>
     <w:p>
+      <w:pPr>
+        <w:rPr>
+          <w:rFonts w:hint="eastAsia"/>
+        </w:rPr>
+      </w:pPr>
       <m:oMathPara>
         <m:oMath>
           <m:sSup>
@@ -286,13 +292,7 @@
           <w:rPr>
             <w:rFonts w:ascii="Cambria Math" w:hAnsi="Cambria Math"/>
           </w:rPr>
-          <m:t>3n+1</m:t>
-        </m:r>
-        <m:r>
-          <w:rPr>
-            <w:rFonts w:ascii="Cambria Math" w:hAnsi="Cambria Math"/>
-          </w:rPr>
-          <m:t>=4</m:t>
+          <m:t>3n+1=4</m:t>
         </m:r>
       </m:oMath>
       <w:r>
@@ -570,13 +570,7 @@
           <w:rPr>
             <w:rFonts w:ascii="Cambria Math" w:hAnsi="Cambria Math"/>
           </w:rPr>
-          <m:t>n=</m:t>
-        </m:r>
-        <m:r>
-          <w:rPr>
-            <w:rFonts w:ascii="Cambria Math" w:hAnsi="Cambria Math"/>
-          </w:rPr>
-          <m:t>4</m:t>
+          <m:t>n=4</m:t>
         </m:r>
       </m:oMath>
       <w:r>
@@ -594,6 +588,11 @@
       </w:pPr>
     </w:p>
     <w:p>
+      <w:pPr>
+        <w:rPr>
+          <w:rFonts w:hint="eastAsia"/>
+        </w:rPr>
+      </w:pPr>
       <w:r>
         <w:rPr>
           <w:rFonts w:hint="eastAsia"/>
@@ -632,6 +631,11 @@
       </w:r>
     </w:p>
     <w:p>
+      <w:pPr>
+        <w:rPr>
+          <w:rFonts w:hint="eastAsia"/>
+        </w:rPr>
+      </w:pPr>
       <w:r>
         <w:rPr>
           <w:rFonts w:hint="eastAsia"/>
@@ -654,6 +658,11 @@
       </w:r>
     </w:p>
     <w:p>
+      <w:pPr>
+        <w:rPr>
+          <w:rFonts w:hint="eastAsia"/>
+        </w:rPr>
+      </w:pPr>
       <w:r>
         <w:rPr>
           <w:rFonts w:hint="eastAsia"/>
@@ -662,6 +671,11 @@
       </w:r>
     </w:p>
     <w:p>
+      <w:pPr>
+        <w:rPr>
+          <w:rFonts w:hint="eastAsia"/>
+        </w:rPr>
+      </w:pPr>
       <m:oMathPara>
         <m:oMath>
           <m:sSup>
@@ -770,6 +784,11 @@
       </m:oMathPara>
     </w:p>
     <w:p>
+      <w:pPr>
+        <w:rPr>
+          <w:rFonts w:hint="eastAsia"/>
+        </w:rPr>
+      </w:pPr>
       <w:r>
         <w:rPr>
           <w:rFonts w:hint="eastAsia"/>
@@ -792,6 +811,11 @@
       </w:r>
     </w:p>
     <w:p>
+      <w:pPr>
+        <w:rPr>
+          <w:rFonts w:hint="eastAsia"/>
+        </w:rPr>
+      </w:pPr>
       <m:oMathPara>
         <m:oMath>
           <m:sSup>
@@ -1058,6 +1082,11 @@
       </m:oMathPara>
     </w:p>
     <w:p>
+      <w:pPr>
+        <w:rPr>
+          <w:rFonts w:hint="eastAsia"/>
+        </w:rPr>
+      </w:pPr>
       <w:proofErr w:type="gramStart"/>
       <w:r>
         <w:rPr>
@@ -1088,6 +1117,11 @@
       </w:r>
     </w:p>
     <w:p>
+      <w:pPr>
+        <w:rPr>
+          <w:rFonts w:hint="eastAsia"/>
+        </w:rPr>
+      </w:pPr>
       <m:oMathPara>
         <m:oMath>
           <m:sSup>
@@ -1621,13 +1655,7 @@
             <w:rPr>
               <w:rFonts w:ascii="Cambria Math" w:hAnsi="Cambria Math"/>
             </w:rPr>
-            <m:t>n</m:t>
-          </m:r>
-          <m:r>
-            <w:rPr>
-              <w:rFonts w:ascii="Cambria Math" w:hAnsi="Cambria Math"/>
-            </w:rPr>
-            <m:t>=</m:t>
+            <m:t>n=</m:t>
           </m:r>
           <m:d>
             <m:dPr>
@@ -1804,7 +1832,7 @@
         <w:rPr>
           <w:rFonts w:hint="eastAsia"/>
         </w:rPr>
-        <w:t>尝试找到虚数单位的</w:t>
+        <w:t>可能你已经发现这个形式和</w:t>
       </w:r>
       <w:proofErr w:type="gramStart"/>
       <w:r>
@@ -1818,21 +1846,21 @@
         <w:rPr>
           <w:rFonts w:hint="eastAsia"/>
         </w:rPr>
-        <w:t>次和</w:t>
+        <w:t>次嵌套没有关系，确实如此，但是</w:t>
       </w:r>
       <w:proofErr w:type="gramStart"/>
       <w:r>
         <w:rPr>
           <w:rFonts w:hint="eastAsia"/>
         </w:rPr>
-        <w:t>幂次本身</w:t>
+        <w:t>幂</w:t>
       </w:r>
       <w:proofErr w:type="gramEnd"/>
       <w:r>
         <w:rPr>
           <w:rFonts w:hint="eastAsia"/>
         </w:rPr>
-        <w:t>的关系，我们对虚数单位的</w:t>
+        <w:t>次嵌套引入虚数单位的奇数和偶数次对应实数和虚数，是因为虚数单位的</w:t>
       </w:r>
       <w:proofErr w:type="gramStart"/>
       <w:r>
@@ -1846,10 +1874,102 @@
         <w:rPr>
           <w:rFonts w:hint="eastAsia"/>
         </w:rPr>
+        <w:t>次在对数前提下是可以下降为乘法的，而虚数单位的对数是实数。这就使得</w:t>
+      </w:r>
+      <w:proofErr w:type="gramStart"/>
+      <w:r>
+        <w:rPr>
+          <w:rFonts w:hint="eastAsia"/>
+        </w:rPr>
+        <w:t>幂</w:t>
+      </w:r>
+      <w:proofErr w:type="gramEnd"/>
+      <w:r>
+        <w:rPr>
+          <w:rFonts w:hint="eastAsia"/>
+        </w:rPr>
+        <w:t>次降解为乘法，而这就导出了奇偶</w:t>
+      </w:r>
+      <w:proofErr w:type="gramStart"/>
+      <w:r>
+        <w:rPr>
+          <w:rFonts w:hint="eastAsia"/>
+        </w:rPr>
+        <w:t>幂</w:t>
+      </w:r>
+      <w:proofErr w:type="gramEnd"/>
+      <w:r>
+        <w:rPr>
+          <w:rFonts w:hint="eastAsia"/>
+        </w:rPr>
+        <w:t>次和奇偶数量之间的关系。由此我们只需要考虑关于虚数单位</w:t>
+      </w:r>
+      <w:proofErr w:type="gramStart"/>
+      <w:r>
+        <w:rPr>
+          <w:rFonts w:hint="eastAsia"/>
+        </w:rPr>
+        <w:t>幂</w:t>
+      </w:r>
+      <w:proofErr w:type="gramEnd"/>
+      <w:r>
+        <w:rPr>
+          <w:rFonts w:hint="eastAsia"/>
+        </w:rPr>
+        <w:t>次降低为乘法之后的情况了。</w:t>
+      </w:r>
+    </w:p>
+    <w:p>
+      <w:pPr>
+        <w:rPr>
+          <w:rFonts w:hint="eastAsia"/>
+        </w:rPr>
+      </w:pPr>
+      <w:r>
+        <w:rPr>
+          <w:rFonts w:hint="eastAsia"/>
+        </w:rPr>
+        <w:t>具体来说，</w:t>
+      </w:r>
+      <w:r>
+        <w:rPr>
+          <w:rFonts w:hint="eastAsia"/>
+        </w:rPr>
+        <w:t>尝试</w:t>
+      </w:r>
+      <w:r>
+        <w:rPr>
+          <w:rFonts w:hint="eastAsia"/>
+        </w:rPr>
+        <w:t>寻找这种</w:t>
+      </w:r>
+      <w:r>
+        <w:rPr>
+          <w:rFonts w:hint="eastAsia"/>
+        </w:rPr>
+        <w:t>关系，我们对虚数单位的</w:t>
+      </w:r>
+      <w:proofErr w:type="gramStart"/>
+      <w:r>
+        <w:rPr>
+          <w:rFonts w:hint="eastAsia"/>
+        </w:rPr>
+        <w:t>幂</w:t>
+      </w:r>
+      <w:proofErr w:type="gramEnd"/>
+      <w:r>
+        <w:rPr>
+          <w:rFonts w:hint="eastAsia"/>
+        </w:rPr>
         <w:t>次取对数，</w:t>
       </w:r>
     </w:p>
     <w:p>
+      <w:pPr>
+        <w:rPr>
+          <w:rFonts w:hint="eastAsia"/>
+        </w:rPr>
+      </w:pPr>
       <m:oMathPara>
         <m:oMath>
           <m:func>
@@ -1940,13 +2060,7 @@
             <w:rPr>
               <w:rFonts w:ascii="Cambria Math" w:hAnsi="Cambria Math"/>
             </w:rPr>
-            <m:t>=</m:t>
-          </m:r>
-          <m:r>
-            <w:rPr>
-              <w:rFonts w:ascii="Cambria Math" w:hAnsi="Cambria Math"/>
-            </w:rPr>
-            <m:t>n</m:t>
+            <m:t>=n</m:t>
           </m:r>
           <m:f>
             <m:fPr>
@@ -1978,6 +2092,11 @@
       </m:oMathPara>
     </w:p>
     <w:p>
+      <w:pPr>
+        <w:rPr>
+          <w:rFonts w:hint="eastAsia"/>
+        </w:rPr>
+      </w:pPr>
       <m:oMathPara>
         <m:oMath>
           <m:r>
@@ -2070,19 +2189,18 @@
       </w:r>
     </w:p>
     <w:p>
+      <w:pPr>
+        <w:rPr>
+          <w:rFonts w:hint="eastAsia"/>
+        </w:rPr>
+      </w:pPr>
       <m:oMathPara>
         <m:oMath>
           <m:r>
             <w:rPr>
               <w:rFonts w:ascii="Cambria Math" w:hAnsi="Cambria Math"/>
             </w:rPr>
-            <m:t>n</m:t>
-          </m:r>
-          <m:r>
-            <w:rPr>
-              <w:rFonts w:ascii="Cambria Math" w:hAnsi="Cambria Math"/>
-            </w:rPr>
-            <m:t>=</m:t>
+            <m:t>n=</m:t>
           </m:r>
           <m:f>
             <m:fPr>
@@ -2491,6 +2609,11 @@
       </w:r>
     </w:p>
     <w:p>
+      <w:pPr>
+        <w:rPr>
+          <w:rFonts w:hint="eastAsia"/>
+        </w:rPr>
+      </w:pPr>
       <m:oMathPara>
         <m:oMath>
           <m:r>
@@ -2630,6 +2753,11 @@
       </m:oMathPara>
     </w:p>
     <w:p>
+      <w:pPr>
+        <w:rPr>
+          <w:rFonts w:hint="eastAsia"/>
+        </w:rPr>
+      </w:pPr>
       <w:r>
         <w:rPr>
           <w:rFonts w:hint="eastAsia"/>
@@ -2661,19 +2789,7 @@
             <w:rPr>
               <w:rFonts w:ascii="Cambria Math" w:hAnsi="Cambria Math"/>
             </w:rPr>
-            <m:t>n</m:t>
-          </m:r>
-          <m:r>
-            <w:rPr>
-              <w:rFonts w:ascii="Cambria Math" w:hAnsi="Cambria Math"/>
-            </w:rPr>
-            <m:t>=</m:t>
-          </m:r>
-          <m:r>
-            <w:rPr>
-              <w:rFonts w:ascii="Cambria Math" w:hAnsi="Cambria Math"/>
-            </w:rPr>
-            <m:t>-</m:t>
+            <m:t>n=-</m:t>
           </m:r>
           <m:f>
             <m:fPr>
@@ -2705,6 +2821,11 @@
       </m:oMathPara>
     </w:p>
     <w:p>
+      <w:pPr>
+        <w:rPr>
+          <w:rFonts w:hint="eastAsia"/>
+        </w:rPr>
+      </w:pPr>
       <m:oMathPara>
         <m:oMath>
           <m:r>
@@ -2717,25 +2838,18 @@
       </m:oMathPara>
     </w:p>
     <w:p>
+      <w:pPr>
+        <w:rPr>
+          <w:rFonts w:hint="eastAsia"/>
+        </w:rPr>
+      </w:pPr>
       <m:oMathPara>
         <m:oMath>
           <m:r>
             <w:rPr>
               <w:rFonts w:ascii="Cambria Math" w:hAnsi="Cambria Math"/>
             </w:rPr>
-            <m:t>3</m:t>
-          </m:r>
-          <m:r>
-            <w:rPr>
-              <w:rFonts w:ascii="Cambria Math" w:hAnsi="Cambria Math"/>
-            </w:rPr>
-            <m:t>n</m:t>
-          </m:r>
-          <m:r>
-            <w:rPr>
-              <w:rFonts w:ascii="Cambria Math" w:hAnsi="Cambria Math"/>
-            </w:rPr>
-            <m:t>=1</m:t>
+            <m:t>3n=1</m:t>
           </m:r>
         </m:oMath>
       </m:oMathPara>
@@ -2754,19 +2868,18 @@
       </w:r>
     </w:p>
     <w:p>
+      <w:pPr>
+        <w:rPr>
+          <w:rFonts w:hint="eastAsia"/>
+        </w:rPr>
+      </w:pPr>
       <m:oMathPara>
         <m:oMath>
           <m:r>
             <w:rPr>
               <w:rFonts w:ascii="Cambria Math" w:hAnsi="Cambria Math"/>
             </w:rPr>
-            <m:t>n</m:t>
-          </m:r>
-          <m:r>
-            <w:rPr>
-              <w:rFonts w:ascii="Cambria Math" w:hAnsi="Cambria Math"/>
-            </w:rPr>
-            <m:t>=</m:t>
+            <m:t>n=</m:t>
           </m:r>
           <m:f>
             <m:fPr>
@@ -2807,6 +2920,7 @@
         <w:rPr>
           <w:rFonts w:hint="eastAsia"/>
         </w:rPr>
+        <w:lastRenderedPageBreak/>
         <w:t>这时候</w:t>
       </w:r>
       <m:oMath>
@@ -2864,6 +2978,11 @@
       </w:r>
     </w:p>
     <w:p>
+      <w:pPr>
+        <w:rPr>
+          <w:rFonts w:hint="eastAsia"/>
+        </w:rPr>
+      </w:pPr>
       <m:oMathPara>
         <m:oMath>
           <m:r>
@@ -2876,25 +2995,7 @@
             <w:rPr>
               <w:rFonts w:ascii="Cambria Math" w:hAnsi="Cambria Math"/>
             </w:rPr>
-            <m:t>=</m:t>
-          </m:r>
-          <m:r>
-            <w:rPr>
-              <w:rFonts w:ascii="Cambria Math" w:hAnsi="Cambria Math"/>
-            </w:rPr>
-            <m:t>3n+1</m:t>
-          </m:r>
-          <m:r>
-            <w:rPr>
-              <w:rFonts w:ascii="Cambria Math" w:hAnsi="Cambria Math"/>
-            </w:rPr>
-            <m:t>=3</m:t>
-          </m:r>
-          <m:r>
-            <w:rPr>
-              <w:rFonts w:ascii="Cambria Math" w:hAnsi="Cambria Math"/>
-            </w:rPr>
-            <m:t>×</m:t>
+            <m:t>=3n+1=3×</m:t>
           </m:r>
           <m:f>
             <m:fPr>
@@ -2941,7 +3042,6 @@
         <w:rPr>
           <w:rFonts w:hint="eastAsia"/>
         </w:rPr>
-        <w:lastRenderedPageBreak/>
         <w:t>此时的</w:t>
       </w:r>
       <m:oMath>
@@ -2966,6 +3066,11 @@
       </w:r>
     </w:p>
     <w:p>
+      <w:pPr>
+        <w:rPr>
+          <w:rFonts w:hint="eastAsia"/>
+        </w:rPr>
+      </w:pPr>
       <w:r>
         <w:rPr>
           <w:rFonts w:hint="eastAsia"/>
@@ -2994,19 +3099,18 @@
       </w:r>
     </w:p>
     <w:p>
+      <w:pPr>
+        <w:rPr>
+          <w:rFonts w:hint="eastAsia"/>
+        </w:rPr>
+      </w:pPr>
       <m:oMathPara>
         <m:oMath>
           <m:r>
             <w:rPr>
               <w:rFonts w:ascii="Cambria Math" w:hAnsi="Cambria Math"/>
             </w:rPr>
-            <m:t>n=</m:t>
-          </m:r>
-          <m:r>
-            <w:rPr>
-              <w:rFonts w:ascii="Cambria Math" w:hAnsi="Cambria Math"/>
-            </w:rPr>
-            <m:t>-</m:t>
+            <m:t>n=-</m:t>
           </m:r>
           <m:f>
             <m:fPr>
@@ -3038,6 +3142,11 @@
       </m:oMathPara>
     </w:p>
     <w:p>
+      <w:pPr>
+        <w:rPr>
+          <w:rFonts w:hint="eastAsia"/>
+        </w:rPr>
+      </w:pPr>
       <w:r>
         <w:rPr>
           <w:rFonts w:hint="eastAsia"/>
@@ -3046,19 +3155,18 @@
       </w:r>
     </w:p>
     <w:p>
+      <w:pPr>
+        <w:rPr>
+          <w:rFonts w:hint="eastAsia"/>
+        </w:rPr>
+      </w:pPr>
       <m:oMathPara>
         <m:oMath>
           <m:r>
             <w:rPr>
               <w:rFonts w:ascii="Cambria Math" w:hAnsi="Cambria Math"/>
             </w:rPr>
-            <m:t>n=</m:t>
-          </m:r>
-          <m:r>
-            <w:rPr>
-              <w:rFonts w:ascii="Cambria Math" w:hAnsi="Cambria Math"/>
-            </w:rPr>
-            <m:t>±</m:t>
+            <m:t>n=±</m:t>
           </m:r>
           <m:f>
             <m:fPr>
@@ -3090,6 +3198,11 @@
       </m:oMathPara>
     </w:p>
     <w:p>
+      <w:pPr>
+        <w:rPr>
+          <w:rFonts w:hint="eastAsia"/>
+        </w:rPr>
+      </w:pPr>
       <w:r>
         <w:rPr>
           <w:rFonts w:hint="eastAsia"/>
@@ -3098,6 +3211,11 @@
       </w:r>
     </w:p>
     <w:p>
+      <w:pPr>
+        <w:rPr>
+          <w:rFonts w:hint="eastAsia"/>
+        </w:rPr>
+      </w:pPr>
       <m:oMathPara>
         <m:oMath>
           <m:r>
@@ -3116,6 +3234,11 @@
       </m:oMathPara>
     </w:p>
     <w:p>
+      <w:pPr>
+        <w:rPr>
+          <w:rFonts w:hint="eastAsia"/>
+        </w:rPr>
+      </w:pPr>
       <w:r>
         <w:rPr>
           <w:rFonts w:hint="eastAsia"/>
@@ -3124,6 +3247,11 @@
       </w:r>
     </w:p>
     <w:p>
+      <w:pPr>
+        <w:rPr>
+          <w:rFonts w:hint="eastAsia"/>
+        </w:rPr>
+      </w:pPr>
       <m:oMathPara>
         <m:oMath>
           <m:r>
@@ -3175,19 +3303,18 @@
       </w:r>
     </w:p>
     <w:p>
+      <w:pPr>
+        <w:rPr>
+          <w:rFonts w:hint="eastAsia"/>
+        </w:rPr>
+      </w:pPr>
       <m:oMathPara>
         <m:oMath>
           <m:r>
             <w:rPr>
               <w:rFonts w:ascii="Cambria Math" w:hAnsi="Cambria Math"/>
             </w:rPr>
-            <m:t>n=</m:t>
-          </m:r>
-          <m:r>
-            <w:rPr>
-              <w:rFonts w:ascii="Cambria Math" w:hAnsi="Cambria Math"/>
-            </w:rPr>
-            <m:t>+</m:t>
+            <m:t>n=+</m:t>
           </m:r>
           <m:f>
             <m:fPr>
@@ -3238,6 +3365,11 @@
       </w:r>
     </w:p>
     <w:p>
+      <w:pPr>
+        <w:rPr>
+          <w:rFonts w:hint="eastAsia"/>
+        </w:rPr>
+      </w:pPr>
       <m:oMathPara>
         <m:oMath>
           <m:r>
@@ -3314,6 +3446,11 @@
       </m:oMathPara>
     </w:p>
     <w:p>
+      <w:pPr>
+        <w:rPr>
+          <w:rFonts w:hint="eastAsia"/>
+        </w:rPr>
+      </w:pPr>
       <w:r>
         <w:rPr>
           <w:rFonts w:hint="eastAsia"/>
@@ -3346,6 +3483,41 @@
       </w:r>
     </w:p>
     <w:p>
+      <w:pPr>
+        <w:rPr>
+          <w:rFonts w:hint="eastAsia"/>
+        </w:rPr>
+      </w:pPr>
+      <m:oMathPara>
+        <m:oMath>
+          <m:r>
+            <w:rPr>
+              <w:rFonts w:ascii="Cambria Math" w:hAnsi="Cambria Math"/>
+            </w:rPr>
+            <m:t>n=4</m:t>
+          </m:r>
+        </m:oMath>
+      </m:oMathPara>
+    </w:p>
+    <w:p>
+      <w:pPr>
+        <w:rPr>
+          <w:rFonts w:hint="eastAsia"/>
+        </w:rPr>
+      </w:pPr>
+      <w:r>
+        <w:rPr>
+          <w:rFonts w:hint="eastAsia"/>
+        </w:rPr>
+        <w:t>包括4本身，然后是，</w:t>
+      </w:r>
+    </w:p>
+    <w:p>
+      <w:pPr>
+        <w:rPr>
+          <w:rFonts w:hint="eastAsia"/>
+        </w:rPr>
+      </w:pPr>
       <m:oMathPara>
         <m:oMath>
           <m:r>
@@ -3353,43 +3525,6 @@
               <w:rFonts w:ascii="Cambria Math" w:hAnsi="Cambria Math"/>
             </w:rPr>
             <m:t>n=</m:t>
-          </m:r>
-          <m:r>
-            <w:rPr>
-              <w:rFonts w:ascii="Cambria Math" w:hAnsi="Cambria Math"/>
-            </w:rPr>
-            <m:t>4</m:t>
-          </m:r>
-        </m:oMath>
-      </m:oMathPara>
-    </w:p>
-    <w:p>
-      <w:pPr>
-        <w:rPr>
-          <w:rFonts w:hint="eastAsia"/>
-        </w:rPr>
-      </w:pPr>
-      <w:r>
-        <w:rPr>
-          <w:rFonts w:hint="eastAsia"/>
-        </w:rPr>
-        <w:t>包括4本身，然后是，</w:t>
-      </w:r>
-    </w:p>
-    <w:p>
-      <m:oMathPara>
-        <m:oMath>
-          <m:r>
-            <w:rPr>
-              <w:rFonts w:ascii="Cambria Math" w:hAnsi="Cambria Math"/>
-            </w:rPr>
-            <m:t>n</m:t>
-          </m:r>
-          <m:r>
-            <w:rPr>
-              <w:rFonts w:ascii="Cambria Math" w:hAnsi="Cambria Math"/>
-            </w:rPr>
-            <m:t>=</m:t>
           </m:r>
           <m:sSup>
             <m:sSupPr>
@@ -3548,19 +3683,18 @@
       </w:r>
     </w:p>
     <w:p>
+      <w:pPr>
+        <w:rPr>
+          <w:rFonts w:hint="eastAsia"/>
+        </w:rPr>
+      </w:pPr>
       <m:oMathPara>
         <m:oMath>
           <m:r>
             <w:rPr>
               <w:rFonts w:ascii="Cambria Math" w:hAnsi="Cambria Math"/>
             </w:rPr>
-            <m:t>n</m:t>
-          </m:r>
-          <m:r>
-            <w:rPr>
-              <w:rFonts w:ascii="Cambria Math" w:hAnsi="Cambria Math"/>
-            </w:rPr>
-            <m:t>=</m:t>
+            <m:t>n=</m:t>
           </m:r>
           <m:sSup>
             <m:sSupPr>
@@ -3705,17 +3839,24 @@
         </m:oMath>
       </m:oMathPara>
     </w:p>
-    <w:p/>
-    <w:p>
-      <w:pPr>
-        <w:rPr>
-          <w:rFonts w:hint="eastAsia"/>
-        </w:rPr>
-      </w:pPr>
-      <w:r>
-        <w:rPr>
-          <w:rFonts w:hint="eastAsia"/>
-        </w:rPr>
+    <w:p>
+      <w:pPr>
+        <w:rPr>
+          <w:rFonts w:hint="eastAsia"/>
+        </w:rPr>
+      </w:pPr>
+    </w:p>
+    <w:p>
+      <w:pPr>
+        <w:rPr>
+          <w:rFonts w:hint="eastAsia"/>
+        </w:rPr>
+      </w:pPr>
+      <w:r>
+        <w:rPr>
+          <w:rFonts w:hint="eastAsia"/>
+        </w:rPr>
+        <w:lastRenderedPageBreak/>
         <w:t>也就是走向</w:t>
       </w:r>
       <w:r>

--- a/考拉兹猜想.docx
+++ b/考拉兹猜想.docx
@@ -1649,6 +1649,11 @@
       </w:r>
     </w:p>
     <w:p>
+      <w:pPr>
+        <w:rPr>
+          <w:rFonts w:hint="eastAsia"/>
+        </w:rPr>
+      </w:pPr>
       <m:oMathPara>
         <m:oMath>
           <m:r>
@@ -2838,32 +2843,99 @@
       </m:oMathPara>
     </w:p>
     <w:p>
-      <w:pPr>
-        <w:rPr>
-          <w:rFonts w:hint="eastAsia"/>
-        </w:rPr>
-      </w:pPr>
       <m:oMathPara>
         <m:oMath>
           <m:r>
             <w:rPr>
               <w:rFonts w:ascii="Cambria Math" w:hAnsi="Cambria Math"/>
             </w:rPr>
-            <m:t>3n=1</m:t>
+            <m:t>3n=</m:t>
+          </m:r>
+          <m:r>
+            <w:rPr>
+              <w:rFonts w:ascii="Cambria Math" w:hAnsi="Cambria Math"/>
+            </w:rPr>
+            <m:t>0</m:t>
           </m:r>
         </m:oMath>
       </m:oMathPara>
     </w:p>
     <w:p>
-      <w:pPr>
-        <w:rPr>
-          <w:rFonts w:hint="eastAsia"/>
-        </w:rPr>
-      </w:pPr>
-      <w:r>
-        <w:rPr>
-          <w:rFonts w:hint="eastAsia"/>
-        </w:rPr>
+      <w:r>
+        <w:rPr>
+          <w:rFonts w:hint="eastAsia"/>
+        </w:rPr>
+        <w:t>这并不是说</w:t>
+      </w:r>
+      <m:oMath>
+        <m:r>
+          <w:rPr>
+            <w:rFonts w:ascii="Cambria Math" w:hAnsi="Cambria Math"/>
+          </w:rPr>
+          <m:t>n</m:t>
+        </m:r>
+        <m:r>
+          <w:rPr>
+            <w:rFonts w:ascii="Cambria Math" w:hAnsi="Cambria Math"/>
+          </w:rPr>
+          <m:t>=0</m:t>
+        </m:r>
+      </m:oMath>
+      <w:r>
+        <w:rPr>
+          <w:rFonts w:hint="eastAsia"/>
+        </w:rPr>
+        <w:t>，而是说</w:t>
+      </w:r>
+      <m:oMath>
+        <m:r>
+          <w:rPr>
+            <w:rFonts w:ascii="Cambria Math" w:hAnsi="Cambria Math"/>
+          </w:rPr>
+          <m:t>3n</m:t>
+        </m:r>
+      </m:oMath>
+      <w:r>
+        <w:rPr>
+          <w:rFonts w:hint="eastAsia"/>
+        </w:rPr>
+        <w:t>是一个周期，可以被认为是下一个周期中的单位，也就是维数提升之后的，</w:t>
+      </w:r>
+    </w:p>
+    <w:p>
+      <w:pPr>
+        <w:rPr>
+          <w:rFonts w:hint="eastAsia"/>
+        </w:rPr>
+      </w:pPr>
+      <m:oMathPara>
+        <m:oMath>
+          <m:r>
+            <w:rPr>
+              <w:rFonts w:ascii="Cambria Math" w:hAnsi="Cambria Math"/>
+            </w:rPr>
+            <m:t>3n</m:t>
+          </m:r>
+          <m:r>
+            <w:rPr>
+              <w:rFonts w:ascii="Cambria Math" w:hAnsi="Cambria Math"/>
+            </w:rPr>
+            <m:t>=1</m:t>
+          </m:r>
+        </m:oMath>
+      </m:oMathPara>
+    </w:p>
+    <w:p>
+      <w:pPr>
+        <w:rPr>
+          <w:rFonts w:hint="eastAsia"/>
+        </w:rPr>
+      </w:pPr>
+      <w:r>
+        <w:rPr>
+          <w:rFonts w:hint="eastAsia"/>
+        </w:rPr>
+        <w:lastRenderedPageBreak/>
         <w:t>即，</w:t>
       </w:r>
     </w:p>
@@ -2920,7 +2992,6 @@
         <w:rPr>
           <w:rFonts w:hint="eastAsia"/>
         </w:rPr>
-        <w:lastRenderedPageBreak/>
         <w:t>这时候</w:t>
       </w:r>
       <m:oMath>
@@ -3694,6 +3765,7 @@
             <w:rPr>
               <w:rFonts w:ascii="Cambria Math" w:hAnsi="Cambria Math"/>
             </w:rPr>
+            <w:lastRenderedPageBreak/>
             <m:t>n=</m:t>
           </m:r>
           <m:sSup>
@@ -3847,16 +3919,10 @@
       </w:pPr>
     </w:p>
     <w:p>
-      <w:pPr>
-        <w:rPr>
-          <w:rFonts w:hint="eastAsia"/>
-        </w:rPr>
-      </w:pPr>
-      <w:r>
-        <w:rPr>
-          <w:rFonts w:hint="eastAsia"/>
-        </w:rPr>
-        <w:lastRenderedPageBreak/>
+      <w:r>
+        <w:rPr>
+          <w:rFonts w:hint="eastAsia"/>
+        </w:rPr>
         <w:t>也就是走向</w:t>
       </w:r>
       <w:r>
@@ -3890,6 +3956,16 @@
           <w:rFonts w:hint="eastAsia"/>
         </w:rPr>
         <w:t>最终实现了（简略的）证明。</w:t>
+      </w:r>
+    </w:p>
+    <w:p>
+      <w:pPr>
+        <w:rPr>
+          <w:rFonts w:hint="eastAsia"/>
+        </w:rPr>
+      </w:pPr>
+      <w:r>
+        <w:t>P.S. 有些步骤可能过于短路了，目前这套符号系统在两个概念系统之间切换，缺少明确的转换原则。致使某些概念的表述显得模糊和跳跃。这种情况不利于信息的准确传播。需要更多的工作将这些符号在不同前提下的意义提炼出特定的书写形式，以避免佯谬。</w:t>
       </w:r>
     </w:p>
     <w:sectPr>
@@ -4509,7 +4585,6 @@
   <w:style w:type="character" w:default="1" w:styleId="a0">
     <w:name w:val="Default Paragraph Font"/>
     <w:uiPriority w:val="1"/>
-    <w:semiHidden/>
     <w:unhideWhenUsed/>
   </w:style>
   <w:style w:type="table" w:default="1" w:styleId="a1">
